--- a/实验记录.docx
+++ b/实验记录.docx
@@ -26,7 +26,7 @@
           <w:b w:val="0"/>
           <w:sz w:val="18"/>
         </w:rPr>
-        <w:t>姓名：____________　　日期：2026-10-21　　环境：Windows 11 / Python 3.12.10 / openai 3.35.1</w:t>
+        <w:t>姓名：袁明泽　　日期：2026-10-21　　环境：Windows 11 / Python 3.12.10 / openai 3.35.1</w:t>
       </w:r>
     </w:p>
     <w:p>
